--- a/submission/4_BUILD/output/PeakATail_supplementary.docx
+++ b/submission/4_BUILD/output/PeakATail_supplementary.docx
@@ -779,283 +779,13 @@
     </w:p>
     <w:p>
       <w:pPr>
-        <w:pStyle w:val="Heading2"/>
-      </w:pPr>
-      <w:bookmarkStart w:id="30" w:name="Xbf25380b762626d34e880f14a006d66816931a5"/>
-      <w:r>
-        <w:t xml:space="preserve">Fig S11 | The pre-registration record, drawn so it can be audited rather than taken on trust</w:t>
+        <w:pStyle w:val="Heading1"/>
+      </w:pPr>
+      <w:bookmarkStart w:id="30" w:name="supplementary-tables"/>
+      <w:r>
+        <w:t xml:space="preserve">Supplementary tables</w:t>
       </w:r>
       <w:bookmarkEnd w:id="30"/>
-    </w:p>
-    <w:p>
-      <w:pPr>
-        <w:pStyle w:val="FirstParagraph"/>
-      </w:pPr>
-      <w:r>
-        <w:rPr>
-          <w:b/>
-        </w:rPr>
-        <w:t xml:space="preserve">(a)</w:t>
-      </w:r>
-      <w:r>
-        <w:t xml:space="preserve"> </w:t>
-      </w:r>
-      <w:r>
-        <w:t xml:space="preserve">Timeline. The original two-sided gate (P@100 ≥ 0.38 AND F1_det &gt; 0.261) was fixed one day before the run it judged; the stale Stage-2 run failed it in full. The ≥2-molecule threshold was then examined in a sweep created 12 minutes after that FAIL was recorded, post hoc, full stop, and is disclosed as such: it informed the choice and is never cited as a result. The precision-first default and its P@100 ≥ 0.50 gate were committed (</w:t>
-      </w:r>
-      <w:r>
-        <w:rPr>
-          <w:rStyle w:val="VerbatimChar"/>
-        </w:rPr>
-        <w:t xml:space="preserve">0e27b1a</w:t>
-      </w:r>
-      <w:r>
-        <w:t xml:space="preserve">, 01:18:59, git-verified) 1:40:37 before the final arms started; the v1 run passed on all three call sets, and the v2 re-run (gates unchanged) passed again while the original 0.38 floor kept failing on every ≥1-molecule output; both facts are shown, neither hidden. Three further pre-registrations followed, each written before its number existed: the prime adoption criterion, the second-donor test (driver frozen 19 minutes before the caller started) and the 3′UTR singleton promotion. Outcomes: pbmc4k PASS 0.8279; prime FAIL at Δ 0.000000, a byte-identity and not a regression, because the criterion was drafted against a v2 default that never existed; singleton PENDING, flag default OFF.</w:t>
-      </w:r>
-      <w:r>
-        <w:t xml:space="preserve"> </w:t>
-      </w:r>
-      <w:r>
-        <w:rPr>
-          <w:b/>
-        </w:rPr>
-        <w:t xml:space="preserve">(b)</w:t>
-      </w:r>
-      <w:r>
-        <w:t xml:space="preserve"> </w:t>
-      </w:r>
-      <w:r>
-        <w:t xml:space="preserve">The gate table drawn: every pre-registered gate, every arm, every value, every verdict, including both FAILs and the untested pre-registration. Caveats: markers for documents that record a date but no clock time sit at display positions, flagged in the audit TSV; Stage-2 values are quoted from their (superseded) record, everything else re-read programmatically from score TSVs; verdicts are encoded as glyphs, never colour alone.</w:t>
-      </w:r>
-    </w:p>
-    <w:p>
-      <w:pPr>
-        <w:pStyle w:val="Heading2"/>
-      </w:pPr>
-      <w:bookmarkStart w:id="31" w:name="Xd73a0b3ae0a4b7a7dabbfb7aa6803c79c0bc90f"/>
-      <w:r>
-        <w:t xml:space="preserve">Fig S12 | Four versions of the caller on four libraries, scored once</w:t>
-      </w:r>
-      <w:bookmarkEnd w:id="31"/>
-    </w:p>
-    <w:p>
-      <w:pPr>
-        <w:pStyle w:val="FirstParagraph"/>
-      </w:pPr>
-      <w:r>
-        <w:t xml:space="preserve">shipped (pre-Stage-1, coverage-only) → v1 (</w:t>
-      </w:r>
-      <w:r>
-        <w:rPr>
-          <w:rStyle w:val="VerbatimChar"/>
-        </w:rPr>
-        <w:t xml:space="preserve">4efeb125</w:t>
-      </w:r>
-      <w:r>
-        <w:t xml:space="preserve">, clip-seeded) → v2 (</w:t>
-      </w:r>
-      <w:r>
-        <w:rPr>
-          <w:rStyle w:val="VerbatimChar"/>
-        </w:rPr>
-        <w:t xml:space="preserve">9dfdefb3</w:t>
-      </w:r>
-      <w:r>
-        <w:t xml:space="preserve">, + #96 + #97) → prime (</w:t>
-      </w:r>
-      <w:r>
-        <w:rPr>
-          <w:rStyle w:val="VerbatimChar"/>
-        </w:rPr>
-        <w:t xml:space="preserve">6954082d</w:t>
-      </w:r>
-      <w:r>
-        <w:t xml:space="preserve">, an unmerged branch when it was scored; merged to</w:t>
-      </w:r>
-      <w:r>
-        <w:t xml:space="preserve"> </w:t>
-      </w:r>
-      <w:r>
-        <w:rPr>
-          <w:rStyle w:val="VerbatimChar"/>
-        </w:rPr>
-        <w:t xml:space="preserve">develop</w:t>
-      </w:r>
-      <w:r>
-        <w:t xml:space="preserve"> </w:t>
-      </w:r>
-      <w:r>
-        <w:t xml:space="preserve">on 4 September 2026 as PR #100, merge commit</w:t>
-      </w:r>
-      <w:r>
-        <w:t xml:space="preserve"> </w:t>
-      </w:r>
-      <w:r>
-        <w:rPr>
-          <w:rStyle w:val="VerbatimChar"/>
-        </w:rPr>
-        <w:t xml:space="preserve">b25843cc</w:t>
-      </w:r>
-      <w:r>
-        <w:t xml:space="preserve">, after every value on this figure was recorded).</w:t>
-      </w:r>
-      <w:r>
-        <w:t xml:space="preserve"> </w:t>
-      </w:r>
-      <w:r>
-        <w:rPr>
-          <w:b/>
-        </w:rPr>
-        <w:t xml:space="preserve">v2 is the manuscript's record; every prime value is exploratory with respect to the manuscript's gates.</w:t>
-      </w:r>
-      <w:r>
-        <w:t xml:space="preserve"> </w:t>
-      </w:r>
-      <w:r>
-        <w:t xml:space="preserve">Headline: prime's default reproduces v2's manuscript arm byte for byte (md5-identical call files on all four libraries), so the pre-registered adoption criterion FAILS with every Δ exactly 0.000000: no new accuracy, and no regression; do not restate the criterion to make it pass. What prime's default changes is what a user gets by typing nothing: flagless PBMC P@100 0.5907 → 0.7062 for R_det 0.1911 → 0.1754, Kinnex ≥5-record concordance 0.6081 → 0.7647, decoy rate 0.3122 → 0.1300, the one axis in the benchmark where atlas and long reads move together.</w:t>
-      </w:r>
-      <w:r>
-        <w:t xml:space="preserve"> </w:t>
-      </w:r>
-      <w:r>
-        <w:rPr>
-          <w:b/>
-        </w:rPr>
-        <w:t xml:space="preserve">(a)</w:t>
-      </w:r>
-      <w:r>
-        <w:t xml:space="preserve"> </w:t>
-      </w:r>
-      <w:r>
-        <w:t xml:space="preserve">Version progression on the full call set, the output every version emits: PBMC atlas-agreement precision 0.1175 → 0.2030 → 0.2044 → identical and recall 0.1562 → 0.2979 → 0.3043 → identical, with the v2 → prime band exactly zero on every metric and every dataset.</w:t>
-      </w:r>
-      <w:r>
-        <w:t xml:space="preserve"> </w:t>
-      </w:r>
-      <w:r>
-        <w:rPr>
-          <w:b/>
-        </w:rPr>
-        <w:t xml:space="preserve">(b)</w:t>
-      </w:r>
-      <w:r>
-        <w:t xml:space="preserve"> </w:t>
-      </w:r>
-      <w:r>
-        <w:t xml:space="preserve">The same at the pre-registered precision default (tier 1 ∩ internal-priming-pass ∩ ≥2 clip molecules): shipped is greyed out because it cannot emit this output at all (its BED score column is 0 everywhere), the hollow markers are v2 run with no behaviour flag (what a user gets by typing nothing), and the v1 → v2 precision deltas are printed at true size (−0.0105 PBMC, +0.0036 / +0.0018 mice).</w:t>
-      </w:r>
-      <w:r>
-        <w:t xml:space="preserve"> </w:t>
-      </w:r>
-      <w:r>
-        <w:rPr>
-          <w:b/>
-        </w:rPr>
-        <w:t xml:space="preserve">(c, d)</w:t>
-      </w:r>
-      <w:r>
-        <w:t xml:space="preserve"> </w:t>
-      </w:r>
-      <w:r>
-        <w:t xml:space="preserve">The four versions in the precision/recall plane against the competitor panel, on PBMC 10k v3</w:t>
-      </w:r>
-      <w:r>
-        <w:t xml:space="preserve"> </w:t>
-      </w:r>
-      <w:r>
-        <w:rPr>
-          <w:b/>
-        </w:rPr>
-        <w:t xml:space="preserve">(c)</w:t>
-      </w:r>
-      <w:r>
-        <w:t xml:space="preserve"> </w:t>
-      </w:r>
-      <w:r>
-        <w:t xml:space="preserve">and GSE104556 testis</w:t>
-      </w:r>
-      <w:r>
-        <w:t xml:space="preserve"> </w:t>
-      </w:r>
-      <w:r>
-        <w:rPr>
-          <w:b/>
-        </w:rPr>
-        <w:t xml:space="preserve">(d)</w:t>
-      </w:r>
-      <w:r>
-        <w:t xml:space="preserve">, with F1_det isolines, the pre-registered gate P@100 ≥ 0.50 and the 3-seed genic-shuffle nulls as ticks; circles are the full call set and diamonds the precision default, and prime is drawn as a ring because it lands exactly on v2.</w:t>
-      </w:r>
-      <w:r>
-        <w:t xml:space="preserve"> </w:t>
-      </w:r>
-      <w:r>
-        <w:rPr>
-          <w:b/>
-        </w:rPr>
-        <w:t xml:space="preserve">(e)</w:t>
-      </w:r>
-      <w:r>
-        <w:t xml:space="preserve"> </w:t>
-      </w:r>
-      <w:r>
-        <w:t xml:space="preserve">Matched call count under each version's own shipped ranking, with tie-break exposure drawn: hatched bars are tie-decided and are not like-for-like (on PBMC at N = 46,544 v1 cuts at 1 clip molecule with 117,243 sites tied and only 2,131 kept, while v2 and prime cut at 2 molecules and keep 16,718 of 16,718). Same library, same budget, same code, only the ranking key differing: 0.7062 by clip molecules against 0.3857 by UMI depth: the clip evidence is what makes the ranking work.</w:t>
-      </w:r>
-      <w:r>
-        <w:t xml:space="preserve"> </w:t>
-      </w:r>
-      <w:r>
-        <w:rPr>
-          <w:b/>
-        </w:rPr>
-        <w:t xml:space="preserve">(f)</w:t>
-      </w:r>
-      <w:r>
-        <w:t xml:space="preserve"> </w:t>
-      </w:r>
-      <w:r>
-        <w:t xml:space="preserve">Compute, two stacked axes: wall time above, peak resident set size below, both log; peak RSS falls 228.4 → 10.6 GB across v1 → v2 on the arms shown.</w:t>
-      </w:r>
-      <w:r>
-        <w:t xml:space="preserve"> </w:t>
-      </w:r>
-      <w:r>
-        <w:rPr>
-          <w:b/>
-        </w:rPr>
-        <w:t xml:space="preserve">(g)</w:t>
-      </w:r>
-      <w:r>
-        <w:t xml:space="preserve"> </w:t>
-      </w:r>
-      <w:r>
-        <w:t xml:space="preserve">The reliability axis on the PBMC 10k v3 ≥2-molecule output: atlas-agreement precision beside Kinnex x3p long-read concordance at ≥5 and ≥20 UMI and the fraction of calls sitting at a Kinnex internal-priming decoy (lower is better). The four bars are not at equal call count and a fraction-of-calls read-out falls with n, so the flagless bar is read against matched-budget, matched-precision and matched-recall controls computed on the same scorer. Caveats that travel: v1 → v2 is a bug fix, not an accuracy gain, because PBMC atlas-agreement precision falls 0.0105 and Kinnex concordance falls with it, and it must be drawn and quoted as a correctness change; the flagless comparison (panels b, c, g) is not pre-registered and exists on PBMC 10k v3 only, so quote it as "what changes for a user who types nothing", never as a gain over the manuscript arm; prime has since been merged to</w:t>
-      </w:r>
-      <w:r>
-        <w:t xml:space="preserve"> </w:t>
-      </w:r>
-      <w:r>
-        <w:rPr>
-          <w:rStyle w:val="VerbatimChar"/>
-        </w:rPr>
-        <w:t xml:space="preserve">develop</w:t>
-      </w:r>
-      <w:r>
-        <w:t xml:space="preserve"> </w:t>
-      </w:r>
-      <w:r>
-        <w:t xml:space="preserve">(PR #100, 4 September 2026) and versioned 0.3.0, but that merge post-dates the freeze and cannot retroactively become this paper's pre-registered default, and nothing on this figure changes a manuscript number; atlas precision is atlas agreement, not truth; Kinnex truth is from donors other than either PBMC library and the two mouse libraries have no long-read truth, so panel g is human-only; shipped and v1 were never run on pbmc4k and no such run was fabricated; shipped cannot be ranked by clip molecules and therefore has no ≥2-molecule arm anywhere on this figure, which is a property of the pre-Stage-1 caller and not a gap in the benchmark; wall time is not comparable across version sets (v2 concurrent, prime sequential with BLAS pinned to one thread); peak RSS is.</w:t>
-      </w:r>
-    </w:p>
-    <w:p>
-      <w:pPr>
-        <w:pStyle w:val="Heading1"/>
-      </w:pPr>
-      <w:bookmarkStart w:id="32" w:name="supplementary-tables"/>
-      <w:r>
-        <w:t xml:space="preserve">Supplementary tables</w:t>
-      </w:r>
-      <w:bookmarkEnd w:id="32"/>
     </w:p>
     <w:p>
       <w:pPr>

--- a/submission/4_BUILD/output/PeakATail_supplementary.docx
+++ b/submission/4_BUILD/output/PeakATail_supplementary.docx
@@ -801,7 +801,1161 @@
         <w:t xml:space="preserve"> </w:t>
       </w:r>
       <w:r>
-        <w:t xml:space="preserve">[In preparation, referenced from Methods ("Benchmark protocol"). The content exists in the verified run registry and run logs and needs collation; competitor version numbers are not recorded in the quotable evidence base and must be read from the run logs, never reconstructed from memory.]</w:t>
+        <w:t xml:space="preserve">Every version string is read from the</w:t>
+      </w:r>
+      <w:r>
+        <w:t xml:space="preserve"> </w:t>
+      </w:r>
+      <w:r>
+        <w:rPr>
+          <w:rStyle w:val="VerbatimChar"/>
+        </w:rPr>
+        <w:t xml:space="preserve">tool_version.txt</w:t>
+      </w:r>
+      <w:r>
+        <w:t xml:space="preserve"> </w:t>
+      </w:r>
+      <w:r>
+        <w:t xml:space="preserve">that each run wrote at run time; every invocation is the</w:t>
+      </w:r>
+      <w:r>
+        <w:t xml:space="preserve"> </w:t>
+      </w:r>
+      <w:r>
+        <w:rPr>
+          <w:rStyle w:val="VerbatimChar"/>
+        </w:rPr>
+        <w:t xml:space="preserve">run.sh</w:t>
+      </w:r>
+      <w:r>
+        <w:t xml:space="preserve"> </w:t>
+      </w:r>
+      <w:r>
+        <w:t xml:space="preserve">or driver actually executed. Both are in the analysis repository at the paths given. Caveats are carried verbatim from the verified compute record (Fig S8).</w:t>
+      </w:r>
+    </w:p>
+    <w:tbl>
+      <w:tblPr>
+        <w:tblStyle w:val="Table"/>
+        <w:tblW w:type="pct" w:w="4999.999999999999"/>
+        <w:tblLook w:firstRow="1"/>
+      </w:tblPr>
+      <w:tblGrid>
+        <w:gridCol w:w="1320"/>
+        <w:gridCol w:w="1320"/>
+        <w:gridCol w:w="1320"/>
+        <w:gridCol w:w="1320"/>
+        <w:gridCol w:w="1320"/>
+        <w:gridCol w:w="1320"/>
+      </w:tblGrid>
+      <w:tr>
+        <w:trPr>
+          <w:cnfStyle w:firstRow="1"/>
+        </w:trPr>
+        <w:tc>
+          <w:tcPr>
+            <w:tcBorders>
+              <w:bottom w:val="single"/>
+            </w:tcBorders>
+            <w:vAlign w:val="bottom"/>
+          </w:tcPr>
+          <w:p>
+            <w:pPr>
+              <w:pStyle w:val="Compact"/>
+              <w:jc w:val="left"/>
+            </w:pPr>
+            <w:r>
+              <w:rPr>
+                <w:sz w:val="18"/>
+              </w:rPr>
+              <w:t xml:space="preserve">Tool</w:t>
+            </w:r>
+          </w:p>
+        </w:tc>
+        <w:tc>
+          <w:tcPr>
+            <w:tcBorders>
+              <w:bottom w:val="single"/>
+            </w:tcBorders>
+            <w:vAlign w:val="bottom"/>
+          </w:tcPr>
+          <w:p>
+            <w:pPr>
+              <w:pStyle w:val="Compact"/>
+              <w:jc w:val="left"/>
+            </w:pPr>
+            <w:r>
+              <w:rPr>
+                <w:sz w:val="18"/>
+              </w:rPr>
+              <w:t xml:space="preserve">Dataset</w:t>
+            </w:r>
+          </w:p>
+        </w:tc>
+        <w:tc>
+          <w:tcPr>
+            <w:tcBorders>
+              <w:bottom w:val="single"/>
+            </w:tcBorders>
+            <w:vAlign w:val="bottom"/>
+          </w:tcPr>
+          <w:p>
+            <w:pPr>
+              <w:pStyle w:val="Compact"/>
+              <w:jc w:val="left"/>
+            </w:pPr>
+            <w:r>
+              <w:rPr>
+                <w:sz w:val="18"/>
+              </w:rPr>
+              <w:t xml:space="preserve">Version and key dependencies</w:t>
+            </w:r>
+          </w:p>
+        </w:tc>
+        <w:tc>
+          <w:tcPr>
+            <w:tcBorders>
+              <w:bottom w:val="single"/>
+            </w:tcBorders>
+            <w:vAlign w:val="bottom"/>
+          </w:tcPr>
+          <w:p>
+            <w:pPr>
+              <w:pStyle w:val="Compact"/>
+              <w:jc w:val="left"/>
+            </w:pPr>
+            <w:r>
+              <w:rPr>
+                <w:sz w:val="18"/>
+              </w:rPr>
+              <w:t xml:space="preserve">Parameters that set the call set</w:t>
+            </w:r>
+          </w:p>
+        </w:tc>
+        <w:tc>
+          <w:tcPr>
+            <w:tcBorders>
+              <w:bottom w:val="single"/>
+            </w:tcBorders>
+            <w:vAlign w:val="bottom"/>
+          </w:tcPr>
+          <w:p>
+            <w:pPr>
+              <w:pStyle w:val="Compact"/>
+              <w:jc w:val="left"/>
+            </w:pPr>
+            <w:r>
+              <w:rPr>
+                <w:sz w:val="18"/>
+              </w:rPr>
+              <w:t xml:space="preserve">Run script</w:t>
+            </w:r>
+          </w:p>
+        </w:tc>
+        <w:tc>
+          <w:tcPr>
+            <w:tcBorders>
+              <w:bottom w:val="single"/>
+            </w:tcBorders>
+            <w:vAlign w:val="bottom"/>
+          </w:tcPr>
+          <w:p>
+            <w:pPr>
+              <w:pStyle w:val="Compact"/>
+              <w:jc w:val="left"/>
+            </w:pPr>
+            <w:r>
+              <w:rPr>
+                <w:sz w:val="18"/>
+              </w:rPr>
+              <w:t xml:space="preserve">Run-log caveat</w:t>
+            </w:r>
+          </w:p>
+        </w:tc>
+      </w:tr>
+      <w:tr>
+        <w:tc>
+          <w:p>
+            <w:pPr>
+              <w:pStyle w:val="Compact"/>
+              <w:jc w:val="left"/>
+            </w:pPr>
+            <w:r>
+              <w:t xml:space="preserve">polyApipe</w:t>
+            </w:r>
+          </w:p>
+        </w:tc>
+        <w:tc>
+          <w:p>
+            <w:pPr>
+              <w:pStyle w:val="Compact"/>
+              <w:jc w:val="left"/>
+            </w:pPr>
+            <w:r>
+              <w:t xml:space="preserve">PBMC 10k v3</w:t>
+            </w:r>
+          </w:p>
+        </w:tc>
+        <w:tc>
+          <w:p>
+            <w:pPr>
+              <w:pStyle w:val="Compact"/>
+              <w:jc w:val="left"/>
+            </w:pPr>
+            <w:r>
+              <w:t xml:space="preserve">polyApipe.py 0.1.0; featureCounts v2.1.1; UMI-tools version: 1.1.6; samtools 1.18</w:t>
+            </w:r>
+          </w:p>
+        </w:tc>
+        <w:tc>
+          <w:p>
+            <w:pPr>
+              <w:pStyle w:val="Compact"/>
+              <w:jc w:val="left"/>
+            </w:pPr>
+            <w:r>
+              <w:rPr>
+                <w:rStyle w:val="VerbatimChar"/>
+              </w:rPr>
+              <w:t xml:space="preserve">--cell_barcode_tag CB --umi_tag UB -t 16</w:t>
+            </w:r>
+          </w:p>
+        </w:tc>
+        <w:tc>
+          <w:p>
+            <w:pPr>
+              <w:pStyle w:val="Compact"/>
+              <w:jc w:val="left"/>
+            </w:pPr>
+            <w:r>
+              <w:rPr>
+                <w:rStyle w:val="VerbatimChar"/>
+              </w:rPr>
+              <w:t xml:space="preserve">results/benchmark_tools/pbmc_10k_v3/polyapipe/run.sh</w:t>
+            </w:r>
+          </w:p>
+        </w:tc>
+        <w:tc>
+          <w:p>
+            <w:pPr>
+              <w:pStyle w:val="Compact"/>
+              <w:jc w:val="left"/>
+            </w:pPr>
+            <w:r>
+              <w:rPr>
+                <w:sz w:val="18"/>
+              </w:rPr>
+              <w:t xml:space="preserve">Ran clean.</w:t>
+            </w:r>
+          </w:p>
+        </w:tc>
+      </w:tr>
+      <w:tr>
+        <w:tc>
+          <w:p>
+            <w:pPr>
+              <w:pStyle w:val="Compact"/>
+              <w:jc w:val="left"/>
+            </w:pPr>
+            <w:r>
+              <w:t xml:space="preserve">SCAPTURE</w:t>
+            </w:r>
+          </w:p>
+        </w:tc>
+        <w:tc>
+          <w:p>
+            <w:pPr>
+              <w:pStyle w:val="Compact"/>
+              <w:jc w:val="left"/>
+            </w:pPr>
+            <w:r>
+              <w:t xml:space="preserve">PBMC 10k v3</w:t>
+            </w:r>
+          </w:p>
+        </w:tc>
+        <w:tc>
+          <w:p>
+            <w:pPr>
+              <w:pStyle w:val="Compact"/>
+              <w:jc w:val="left"/>
+            </w:pPr>
+            <w:r>
+              <w:t xml:space="preserve">SCAPTURE v1.0 (2021/01/25), git main clone 2026-08-18, /mnt/ssd1/Projects/PeakATail_wd/tools/SCAPTURE; samtools 1.9; bedtools v2.26.0; 2.1.4; featureCounts v1.6.4</w:t>
+            </w:r>
+          </w:p>
+        </w:tc>
+        <w:tc>
+          <w:p>
+            <w:pPr>
+              <w:pStyle w:val="Compact"/>
+              <w:jc w:val="left"/>
+            </w:pPr>
+            <w:r>
+              <w:rPr>
+                <w:rStyle w:val="VerbatimChar"/>
+              </w:rPr>
+              <w:t xml:space="preserve">-m PAScall --species human -l 91 -p 16</w:t>
+            </w:r>
+            <w:r>
+              <w:t xml:space="preserve">; DeepPASS on CPU</w:t>
+            </w:r>
+          </w:p>
+        </w:tc>
+        <w:tc>
+          <w:p>
+            <w:pPr>
+              <w:pStyle w:val="Compact"/>
+              <w:jc w:val="left"/>
+            </w:pPr>
+            <w:r>
+              <w:rPr>
+                <w:rStyle w:val="VerbatimChar"/>
+              </w:rPr>
+              <w:t xml:space="preserve">results/benchmark_tools/pbmc_10k_v3/scapture/run.sh</w:t>
+            </w:r>
+          </w:p>
+        </w:tc>
+        <w:tc>
+          <w:p>
+            <w:pPr>
+              <w:pStyle w:val="Compact"/>
+              <w:jc w:val="left"/>
+            </w:pPr>
+            <w:r>
+              <w:rPr>
+                <w:sz w:val="18"/>
+              </w:rPr>
+              <w:t xml:space="preserve">Wall time 12:14 sums its two mandatory stages; the annotation prebuild is untimed.</w:t>
+            </w:r>
+          </w:p>
+        </w:tc>
+      </w:tr>
+      <w:tr>
+        <w:tc>
+          <w:p>
+            <w:pPr>
+              <w:pStyle w:val="Compact"/>
+              <w:jc w:val="left"/>
+            </w:pPr>
+            <w:r>
+              <w:t xml:space="preserve">Sierra</w:t>
+            </w:r>
+          </w:p>
+        </w:tc>
+        <w:tc>
+          <w:p>
+            <w:pPr>
+              <w:pStyle w:val="Compact"/>
+              <w:jc w:val="left"/>
+            </w:pPr>
+            <w:r>
+              <w:t xml:space="preserve">PBMC 10k v3</w:t>
+            </w:r>
+          </w:p>
+        </w:tc>
+        <w:tc>
+          <w:p>
+            <w:pPr>
+              <w:pStyle w:val="Compact"/>
+              <w:jc w:val="left"/>
+            </w:pPr>
+            <w:r>
+              <w:t xml:space="preserve">Sierra 0.99.27; R 4.5.3</w:t>
+            </w:r>
+          </w:p>
+        </w:tc>
+        <w:tc>
+          <w:p>
+            <w:pPr>
+              <w:pStyle w:val="Compact"/>
+              <w:jc w:val="left"/>
+            </w:pPr>
+            <w:r>
+              <w:rPr>
+                <w:rStyle w:val="VerbatimChar"/>
+              </w:rPr>
+              <w:t xml:space="preserve">FindPeaks</w:t>
+            </w:r>
+            <w:r>
+              <w:t xml:space="preserve">/</w:t>
+            </w:r>
+            <w:r>
+              <w:rPr>
+                <w:rStyle w:val="VerbatimChar"/>
+              </w:rPr>
+              <w:t xml:space="preserve">CountPeaks</w:t>
+            </w:r>
+            <w:r>
+              <w:t xml:space="preserve">,</w:t>
+            </w:r>
+            <w:r>
+              <w:t xml:space="preserve"> </w:t>
+            </w:r>
+            <w:r>
+              <w:rPr>
+                <w:rStyle w:val="VerbatimChar"/>
+              </w:rPr>
+              <w:t xml:space="preserve">ncores = 16</w:t>
+            </w:r>
+            <w:r>
+              <w:t xml:space="preserve">, GRCh38.99 GTF</w:t>
+            </w:r>
+          </w:p>
+        </w:tc>
+        <w:tc>
+          <w:p>
+            <w:pPr>
+              <w:pStyle w:val="Compact"/>
+              <w:jc w:val="left"/>
+            </w:pPr>
+            <w:r>
+              <w:rPr>
+                <w:rStyle w:val="VerbatimChar"/>
+              </w:rPr>
+              <w:t xml:space="preserve">results/benchmark_tools/pbmc_10k_v3/sierra/run.sh</w:t>
+            </w:r>
+          </w:p>
+        </w:tc>
+        <w:tc>
+          <w:p>
+            <w:pPr>
+              <w:pStyle w:val="Compact"/>
+              <w:jc w:val="left"/>
+            </w:pPr>
+            <w:r>
+              <w:rPr>
+                <w:sz w:val="18"/>
+              </w:rPr>
+              <w:t xml:space="preserve">Ran clean.</w:t>
+            </w:r>
+          </w:p>
+        </w:tc>
+      </w:tr>
+      <w:tr>
+        <w:tc>
+          <w:p>
+            <w:pPr>
+              <w:pStyle w:val="Compact"/>
+              <w:jc w:val="left"/>
+            </w:pPr>
+            <w:r>
+              <w:t xml:space="preserve">scAPAtrap</w:t>
+            </w:r>
+          </w:p>
+        </w:tc>
+        <w:tc>
+          <w:p>
+            <w:pPr>
+              <w:pStyle w:val="Compact"/>
+              <w:jc w:val="left"/>
+            </w:pPr>
+            <w:r>
+              <w:t xml:space="preserve">PBMC 10k v3</w:t>
+            </w:r>
+          </w:p>
+        </w:tc>
+        <w:tc>
+          <w:p>
+            <w:pPr>
+              <w:pStyle w:val="Compact"/>
+              <w:jc w:val="left"/>
+            </w:pPr>
+            <w:r>
+              <w:t xml:space="preserve">scAPAtrap 0.2.0 / R 4.5.3</w:t>
+            </w:r>
+          </w:p>
+        </w:tc>
+        <w:tc>
+          <w:p>
+            <w:pPr>
+              <w:pStyle w:val="Compact"/>
+              <w:jc w:val="left"/>
+            </w:pPr>
+            <w:r>
+              <w:rPr>
+                <w:rStyle w:val="VerbatimChar"/>
+              </w:rPr>
+              <w:t xml:space="preserve">readlength 91</w:t>
+            </w:r>
+            <w:r>
+              <w:t xml:space="preserve">; CellRanger filtered barcodes (11,769);</w:t>
+            </w:r>
+            <w:r>
+              <w:t xml:space="preserve"> </w:t>
+            </w:r>
+            <w:r>
+              <w:rPr>
+                <w:rStyle w:val="VerbatimChar"/>
+              </w:rPr>
+              <w:t xml:space="preserve">findUniqueMap</w:t>
+            </w:r>
+            <w:r>
+              <w:t xml:space="preserve"> </w:t>
+            </w:r>
+            <w:r>
+              <w:t xml:space="preserve">-&gt;</w:t>
+            </w:r>
+            <w:r>
+              <w:t xml:space="preserve"> </w:t>
+            </w:r>
+            <w:r>
+              <w:rPr>
+                <w:rStyle w:val="VerbatimChar"/>
+              </w:rPr>
+              <w:t xml:space="preserve">dedupByPos</w:t>
+            </w:r>
+            <w:r>
+              <w:t xml:space="preserve"> </w:t>
+            </w:r>
+            <w:r>
+              <w:t xml:space="preserve">-&gt; per-strand</w:t>
+            </w:r>
+            <w:r>
+              <w:t xml:space="preserve"> </w:t>
+            </w:r>
+            <w:r>
+              <w:rPr>
+                <w:rStyle w:val="VerbatimChar"/>
+              </w:rPr>
+              <w:t xml:space="preserve">findPeaksByStrand</w:t>
+            </w:r>
+          </w:p>
+        </w:tc>
+        <w:tc>
+          <w:p>
+            <w:pPr>
+              <w:pStyle w:val="Compact"/>
+              <w:jc w:val="left"/>
+            </w:pPr>
+            <w:r>
+              <w:rPr>
+                <w:rStyle w:val="VerbatimChar"/>
+              </w:rPr>
+              <w:t xml:space="preserve">results/benchmark_tools/pbmc_10k_v3/scapatrap/run.sh</w:t>
+            </w:r>
+          </w:p>
+        </w:tc>
+        <w:tc>
+          <w:p>
+            <w:pPr>
+              <w:pStyle w:val="Compact"/>
+              <w:jc w:val="left"/>
+            </w:pPr>
+            <w:r>
+              <w:t xml:space="preserve">Wall time 4:04:29 is a RESUMED run after an OOM-killed first attempt; a from-scratch run is 12:58:50 total machine time. Disclosed, never summed.</w:t>
+            </w:r>
+          </w:p>
+        </w:tc>
+      </w:tr>
+      <w:tr>
+        <w:tc>
+          <w:p>
+            <w:pPr>
+              <w:pStyle w:val="Compact"/>
+              <w:jc w:val="left"/>
+            </w:pPr>
+            <w:r>
+              <w:t xml:space="preserve">scUTRquant</w:t>
+            </w:r>
+          </w:p>
+        </w:tc>
+        <w:tc>
+          <w:p>
+            <w:pPr>
+              <w:pStyle w:val="Compact"/>
+              <w:jc w:val="left"/>
+            </w:pPr>
+            <w:r>
+              <w:t xml:space="preserve">PBMC 10k v3</w:t>
+            </w:r>
+          </w:p>
+        </w:tc>
+        <w:tc>
+          <w:p>
+            <w:pPr>
+              <w:pStyle w:val="Compact"/>
+              <w:jc w:val="left"/>
+            </w:pPr>
+            <w:r>
+              <w:t xml:space="preserve">scUTRquant pipeline v0.5.1 (Mayrlab/scUTRquant, git clone; SQ_VERSION in Snakefile); snakemake 7.32.4; git commit: d16056f33000fdc9bb7d1d74a78a73900f298f8c</w:t>
+            </w:r>
+          </w:p>
+        </w:tc>
+        <w:tc>
+          <w:p>
+            <w:pPr>
+              <w:pStyle w:val="Compact"/>
+              <w:jc w:val="left"/>
+            </w:pPr>
+            <w:r>
+              <w:rPr>
+                <w:rStyle w:val="VerbatimChar"/>
+              </w:rPr>
+              <w:t xml:space="preserve">target utrome_hg38_v1</w:t>
+            </w:r>
+            <w:r>
+              <w:t xml:space="preserve">,</w:t>
+            </w:r>
+            <w:r>
+              <w:t xml:space="preserve"> </w:t>
+            </w:r>
+            <w:r>
+              <w:rPr>
+                <w:rStyle w:val="VerbatimChar"/>
+              </w:rPr>
+              <w:t xml:space="preserve">tech 10xv3</w:t>
+            </w:r>
+            <w:r>
+              <w:t xml:space="preserve">; min_umis and strand not recorded in this run's own version record</w:t>
+            </w:r>
+          </w:p>
+        </w:tc>
+        <w:tc>
+          <w:p>
+            <w:pPr>
+              <w:pStyle w:val="Compact"/>
+              <w:jc w:val="left"/>
+            </w:pPr>
+            <w:r>
+              <w:rPr>
+                <w:rStyle w:val="VerbatimChar"/>
+              </w:rPr>
+              <w:t xml:space="preserve">results/benchmark_tools/pbmc_10k_v3/scutrquant/run.sh</w:t>
+            </w:r>
+          </w:p>
+        </w:tc>
+        <w:tc>
+          <w:p>
+            <w:pPr>
+              <w:pStyle w:val="Compact"/>
+              <w:jc w:val="left"/>
+            </w:pPr>
+            <w:r>
+              <w:t xml:space="preserve">Wall time 30:45 SUMS two attempts (salvage rerun after exit 1).</w:t>
+            </w:r>
+          </w:p>
+        </w:tc>
+      </w:tr>
+      <w:tr>
+        <w:tc>
+          <w:p>
+            <w:pPr>
+              <w:pStyle w:val="Compact"/>
+              <w:jc w:val="left"/>
+            </w:pPr>
+            <w:r>
+              <w:t xml:space="preserve">polyApipe</w:t>
+            </w:r>
+          </w:p>
+        </w:tc>
+        <w:tc>
+          <w:p>
+            <w:pPr>
+              <w:pStyle w:val="Compact"/>
+              <w:jc w:val="left"/>
+            </w:pPr>
+            <w:r>
+              <w:t xml:space="preserve">GSE104556 testis</w:t>
+            </w:r>
+          </w:p>
+        </w:tc>
+        <w:tc>
+          <w:p>
+            <w:pPr>
+              <w:pStyle w:val="Compact"/>
+              <w:jc w:val="left"/>
+            </w:pPr>
+            <w:r>
+              <w:t xml:space="preserve">polyApipe.py 0.1.0; featureCounts v2.1.1; UMI-tools version: 1.1.6; samtools 1.18</w:t>
+            </w:r>
+          </w:p>
+        </w:tc>
+        <w:tc>
+          <w:p>
+            <w:pPr>
+              <w:pStyle w:val="Compact"/>
+              <w:jc w:val="left"/>
+            </w:pPr>
+            <w:r>
+              <w:rPr>
+                <w:rStyle w:val="VerbatimChar"/>
+              </w:rPr>
+              <w:t xml:space="preserve">--cell_barcode_tag CB --umi_tag UB -t 16</w:t>
+            </w:r>
+          </w:p>
+        </w:tc>
+        <w:tc>
+          <w:p>
+            <w:pPr>
+              <w:pStyle w:val="Compact"/>
+              <w:jc w:val="left"/>
+            </w:pPr>
+            <w:r>
+              <w:rPr>
+                <w:rStyle w:val="VerbatimChar"/>
+              </w:rPr>
+              <w:t xml:space="preserve">results/benchmark_tools/gse104556/polyapipe/run.sh</w:t>
+            </w:r>
+          </w:p>
+        </w:tc>
+        <w:tc>
+          <w:p>
+            <w:pPr>
+              <w:pStyle w:val="Compact"/>
+              <w:jc w:val="left"/>
+            </w:pPr>
+            <w:r>
+              <w:t xml:space="preserve">No retry or skipped stage recorded in the run log.</w:t>
+            </w:r>
+          </w:p>
+        </w:tc>
+      </w:tr>
+      <w:tr>
+        <w:tc>
+          <w:p>
+            <w:pPr>
+              <w:pStyle w:val="Compact"/>
+              <w:jc w:val="left"/>
+            </w:pPr>
+            <w:r>
+              <w:t xml:space="preserve">SCAPTURE</w:t>
+            </w:r>
+          </w:p>
+        </w:tc>
+        <w:tc>
+          <w:p>
+            <w:pPr>
+              <w:pStyle w:val="Compact"/>
+              <w:jc w:val="left"/>
+            </w:pPr>
+            <w:r>
+              <w:t xml:space="preserve">GSE104556 testis</w:t>
+            </w:r>
+          </w:p>
+        </w:tc>
+        <w:tc>
+          <w:p>
+            <w:pPr>
+              <w:pStyle w:val="Compact"/>
+              <w:jc w:val="left"/>
+            </w:pPr>
+            <w:r>
+              <w:t xml:space="preserve">SCAPTURE v1.0 (2021/01/25), git main clone 2026-08-18, /mnt/ssd1/Projects/PeakATail_wd/tools/SCAPTURE; samtools 1.9; bedtools v2.26.0; 2.1.4; featureCounts v1.6.4</w:t>
+            </w:r>
+          </w:p>
+        </w:tc>
+        <w:tc>
+          <w:p>
+            <w:pPr>
+              <w:pStyle w:val="Compact"/>
+              <w:jc w:val="left"/>
+            </w:pPr>
+            <w:r>
+              <w:rPr>
+                <w:rStyle w:val="VerbatimChar"/>
+              </w:rPr>
+              <w:t xml:space="preserve">-m PAScall --species mouse -l 98 -p 16</w:t>
+            </w:r>
+            <w:r>
+              <w:t xml:space="preserve">; annotation prebuilt from the run's own GTF</w:t>
+            </w:r>
+          </w:p>
+        </w:tc>
+        <w:tc>
+          <w:p>
+            <w:pPr>
+              <w:pStyle w:val="Compact"/>
+              <w:jc w:val="left"/>
+            </w:pPr>
+            <w:r>
+              <w:rPr>
+                <w:rStyle w:val="VerbatimChar"/>
+              </w:rPr>
+              <w:t xml:space="preserve">results/benchmark_tools/gse104556/scapture/run.sh</w:t>
+            </w:r>
+          </w:p>
+        </w:tc>
+        <w:tc>
+          <w:p>
+            <w:pPr>
+              <w:pStyle w:val="Compact"/>
+              <w:jc w:val="left"/>
+            </w:pPr>
+            <w:r>
+              <w:t xml:space="preserve">Mouse-2 site-level run completed and was scored (P@100 0.672); only its per-cell quantification step failed. That run is not invalid.</w:t>
+            </w:r>
+          </w:p>
+        </w:tc>
+      </w:tr>
+      <w:tr>
+        <w:tc>
+          <w:p>
+            <w:pPr>
+              <w:pStyle w:val="Compact"/>
+              <w:jc w:val="left"/>
+            </w:pPr>
+            <w:r>
+              <w:t xml:space="preserve">Sierra</w:t>
+            </w:r>
+          </w:p>
+        </w:tc>
+        <w:tc>
+          <w:p>
+            <w:pPr>
+              <w:pStyle w:val="Compact"/>
+              <w:jc w:val="left"/>
+            </w:pPr>
+            <w:r>
+              <w:t xml:space="preserve">GSE104556 testis</w:t>
+            </w:r>
+          </w:p>
+        </w:tc>
+        <w:tc>
+          <w:p>
+            <w:pPr>
+              <w:pStyle w:val="Compact"/>
+              <w:jc w:val="left"/>
+            </w:pPr>
+            <w:r>
+              <w:t xml:space="preserve">Sierra 0.99.27; R 4.5.3</w:t>
+            </w:r>
+          </w:p>
+        </w:tc>
+        <w:tc>
+          <w:p>
+            <w:pPr>
+              <w:pStyle w:val="Compact"/>
+              <w:jc w:val="left"/>
+            </w:pPr>
+            <w:r>
+              <w:rPr>
+                <w:rStyle w:val="VerbatimChar"/>
+              </w:rPr>
+              <w:t xml:space="preserve">FindPeaks</w:t>
+            </w:r>
+            <w:r>
+              <w:t xml:space="preserve">/</w:t>
+            </w:r>
+            <w:r>
+              <w:rPr>
+                <w:rStyle w:val="VerbatimChar"/>
+              </w:rPr>
+              <w:t xml:space="preserve">CountPeaks</w:t>
+            </w:r>
+            <w:r>
+              <w:t xml:space="preserve">,</w:t>
+            </w:r>
+            <w:r>
+              <w:t xml:space="preserve"> </w:t>
+            </w:r>
+            <w:r>
+              <w:rPr>
+                <w:rStyle w:val="VerbatimChar"/>
+              </w:rPr>
+              <w:t xml:space="preserve">ncores = 16</w:t>
+            </w:r>
+            <w:r>
+              <w:t xml:space="preserve">, GRCm38.102 GTF</w:t>
+            </w:r>
+          </w:p>
+        </w:tc>
+        <w:tc>
+          <w:p>
+            <w:pPr>
+              <w:pStyle w:val="Compact"/>
+              <w:jc w:val="left"/>
+            </w:pPr>
+            <w:r>
+              <w:rPr>
+                <w:rStyle w:val="VerbatimChar"/>
+              </w:rPr>
+              <w:t xml:space="preserve">results/benchmark_tools/gse104556/sierra/run.sh</w:t>
+            </w:r>
+          </w:p>
+        </w:tc>
+        <w:tc>
+          <w:p>
+            <w:pPr>
+              <w:pStyle w:val="Compact"/>
+              <w:jc w:val="left"/>
+            </w:pPr>
+            <w:r>
+              <w:t xml:space="preserve">No retry or skipped stage recorded in the run log.</w:t>
+            </w:r>
+          </w:p>
+        </w:tc>
+      </w:tr>
+      <w:tr>
+        <w:tc>
+          <w:p>
+            <w:pPr>
+              <w:pStyle w:val="Compact"/>
+              <w:jc w:val="left"/>
+            </w:pPr>
+            <w:r>
+              <w:t xml:space="preserve">scAPAtrap</w:t>
+            </w:r>
+          </w:p>
+        </w:tc>
+        <w:tc>
+          <w:p>
+            <w:pPr>
+              <w:pStyle w:val="Compact"/>
+              <w:jc w:val="left"/>
+            </w:pPr>
+            <w:r>
+              <w:t xml:space="preserve">GSE104556 testis</w:t>
+            </w:r>
+          </w:p>
+        </w:tc>
+        <w:tc>
+          <w:p>
+            <w:pPr>
+              <w:pStyle w:val="Compact"/>
+              <w:jc w:val="left"/>
+            </w:pPr>
+            <w:r>
+              <w:t xml:space="preserve">scAPAtrap 0.2.0 / R 4.5.3</w:t>
+            </w:r>
+          </w:p>
+        </w:tc>
+        <w:tc>
+          <w:p>
+            <w:pPr>
+              <w:pStyle w:val="Compact"/>
+              <w:jc w:val="left"/>
+            </w:pPr>
+            <w:r>
+              <w:rPr>
+                <w:rStyle w:val="VerbatimChar"/>
+              </w:rPr>
+              <w:t xml:space="preserve">readlength 98</w:t>
+            </w:r>
+            <w:r>
+              <w:t xml:space="preserve">; STARsolo filtered barcodes; same four-stage chain</w:t>
+            </w:r>
+          </w:p>
+        </w:tc>
+        <w:tc>
+          <w:p>
+            <w:pPr>
+              <w:pStyle w:val="Compact"/>
+              <w:jc w:val="left"/>
+            </w:pPr>
+            <w:r>
+              <w:rPr>
+                <w:rStyle w:val="VerbatimChar"/>
+              </w:rPr>
+              <w:t xml:space="preserve">results/benchmark_tools/gse104556/scapatrap/run.sh</w:t>
+            </w:r>
+          </w:p>
+        </w:tc>
+        <w:tc>
+          <w:p>
+            <w:pPr>
+              <w:pStyle w:val="Compact"/>
+              <w:jc w:val="left"/>
+            </w:pPr>
+            <w:r>
+              <w:t xml:space="preserve">No retry or skipped stage recorded in the run log.</w:t>
+            </w:r>
+          </w:p>
+        </w:tc>
+      </w:tr>
+      <w:tr>
+        <w:tc>
+          <w:p>
+            <w:pPr>
+              <w:pStyle w:val="Compact"/>
+              <w:jc w:val="left"/>
+            </w:pPr>
+            <w:r>
+              <w:t xml:space="preserve">scUTRquant</w:t>
+            </w:r>
+          </w:p>
+        </w:tc>
+        <w:tc>
+          <w:p>
+            <w:pPr>
+              <w:pStyle w:val="Compact"/>
+              <w:jc w:val="left"/>
+            </w:pPr>
+            <w:r>
+              <w:t xml:space="preserve">GSE104556 testis</w:t>
+            </w:r>
+          </w:p>
+        </w:tc>
+        <w:tc>
+          <w:p>
+            <w:pPr>
+              <w:pStyle w:val="Compact"/>
+              <w:jc w:val="left"/>
+            </w:pPr>
+            <w:r>
+              <w:t xml:space="preserve">scUTRquant pipeline v0.5.1 (Mayrlab/scUTRquant, git clone; SQ_VERSION in Snakefile); snakemake 7.32.4; git commit: d16056f33000fdc9bb7d1d74a78a73900f298f8c; prep samtools: samtools 1.24</w:t>
+            </w:r>
+          </w:p>
+        </w:tc>
+        <w:tc>
+          <w:p>
+            <w:pPr>
+              <w:pStyle w:val="Compact"/>
+              <w:jc w:val="left"/>
+            </w:pPr>
+            <w:r>
+              <w:rPr>
+                <w:rStyle w:val="VerbatimChar"/>
+              </w:rPr>
+              <w:t xml:space="preserve">target utrome_mm10_v2</w:t>
+            </w:r>
+            <w:r>
+              <w:t xml:space="preserve">,</w:t>
+            </w:r>
+            <w:r>
+              <w:t xml:space="preserve"> </w:t>
+            </w:r>
+            <w:r>
+              <w:rPr>
+                <w:rStyle w:val="VerbatimChar"/>
+              </w:rPr>
+              <w:t xml:space="preserve">tech 10xv2</w:t>
+            </w:r>
+            <w:r>
+              <w:t xml:space="preserve">,</w:t>
+            </w:r>
+            <w:r>
+              <w:t xml:space="preserve"> </w:t>
+            </w:r>
+            <w:r>
+              <w:rPr>
+                <w:rStyle w:val="VerbatimChar"/>
+              </w:rPr>
+              <w:t xml:space="preserve">--fr-stranded</w:t>
+            </w:r>
+            <w:r>
+              <w:t xml:space="preserve">,</w:t>
+            </w:r>
+            <w:r>
+              <w:t xml:space="preserve"> </w:t>
+            </w:r>
+            <w:r>
+              <w:rPr>
+                <w:rStyle w:val="VerbatimChar"/>
+              </w:rPr>
+              <w:t xml:space="preserve">min_umis 500</w:t>
+            </w:r>
+          </w:p>
+        </w:tc>
+        <w:tc>
+          <w:p>
+            <w:pPr>
+              <w:pStyle w:val="Compact"/>
+              <w:jc w:val="left"/>
+            </w:pPr>
+            <w:r>
+              <w:rPr>
+                <w:rStyle w:val="VerbatimChar"/>
+              </w:rPr>
+              <w:t xml:space="preserve">results/benchmark_tools/gse104556/scutrquant/run.sh</w:t>
+            </w:r>
+          </w:p>
+        </w:tc>
+        <w:tc>
+          <w:p>
+            <w:pPr>
+              <w:pStyle w:val="Compact"/>
+              <w:jc w:val="left"/>
+            </w:pPr>
+            <w:r>
+              <w:t xml:space="preserve">No retry or skipped stage recorded in the run log.</w:t>
+            </w:r>
+          </w:p>
+        </w:tc>
+      </w:tr>
+      <w:tr>
+        <w:tc>
+          <w:p>
+            <w:pPr>
+              <w:pStyle w:val="Compact"/>
+              <w:jc w:val="left"/>
+            </w:pPr>
+            <w:r>
+              <w:t xml:space="preserve">scTail (Hou and Huang, 2025)</w:t>
+            </w:r>
+          </w:p>
+        </w:tc>
+        <w:tc>
+          <w:p>
+            <w:pPr>
+              <w:pStyle w:val="Compact"/>
+              <w:jc w:val="left"/>
+            </w:pPr>
+            <w:r>
+              <w:t xml:space="preserve">both</w:t>
+            </w:r>
+          </w:p>
+        </w:tc>
+        <w:tc>
+          <w:p>
+            <w:pPr>
+              <w:pStyle w:val="Compact"/>
+              <w:jc w:val="left"/>
+            </w:pPr>
+            <w:r>
+              <w:t xml:space="preserve">not run</w:t>
+            </w:r>
+          </w:p>
+        </w:tc>
+        <w:tc>
+          <w:p>
+            <w:pPr>
+              <w:pStyle w:val="Compact"/>
+              <w:jc w:val="left"/>
+            </w:pPr>
+            <w:r>
+              <w:t xml:space="preserve">not applicable</w:t>
+            </w:r>
+          </w:p>
+        </w:tc>
+        <w:tc>
+          <w:p>
+            <w:pPr>
+              <w:pStyle w:val="Compact"/>
+              <w:jc w:val="left"/>
+            </w:pPr>
+            <w:r>
+              <w:t xml:space="preserve">not applicable</w:t>
+            </w:r>
+          </w:p>
+        </w:tc>
+        <w:tc>
+          <w:p>
+            <w:pPr>
+              <w:pStyle w:val="Compact"/>
+              <w:jc w:val="left"/>
+            </w:pPr>
+            <w:r>
+              <w:t xml:space="preserve">Not runnable on either BAM: the method reads the cleavage position from the cDNA end of read 1, and read 1 is 28 bp in these libraries. No number is reported for it anywhere.</w:t>
+            </w:r>
+          </w:p>
+        </w:tc>
+      </w:tr>
+    </w:tbl>
+    <w:p>
+      <w:pPr>
+        <w:pStyle w:val="BodyText"/>
+      </w:pPr>
+      <w:r>
+        <w:t xml:space="preserve">All competitor runs used one scorer (</w:t>
+      </w:r>
+      <w:r>
+        <w:rPr>
+          <w:rStyle w:val="VerbatimChar"/>
+        </w:rPr>
+        <w:t xml:space="preserve">scripts/benchmark_tools/score_tool.py</w:t>
+      </w:r>
+      <w:r>
+        <w:t xml:space="preserve">) and the per-dataset detected-gene denominators given in Methods. PeakATail's own arms are recorded separately at the frozen commits named in Methods.</w:t>
       </w:r>
     </w:p>
     <w:sectPr>
